--- a/business_document/MASTER_BUSINESS_DOCUMENTATION_CATALOG.docx
+++ b/business_document/MASTER_BUSINESS_DOCUMENTATION_CATALOG.docx
@@ -2362,7 +2362,7 @@
           <w:color w:val="222222"/>
           <w:sz w:val="19"/>
         </w:rPr>
-        <w:t xml:space="preserve"> for all sales and marketing documentation. It equips the revenue team, pre-sales engineers, bid managers, and executive leadership with an exhaustive, battle-tested collateral library designed to guide prospective banks through every phase of the institutional buying journey—from initial executive awareness to final procurement award and delivery handoff.</w:t>
+        <w:t xml:space="preserve"> for all sales and marketing documentation. It equips the revenue team, pre-sales engineers, bid managers, and executive leadership with an collateral library (21 of 42 planned documents authored in this release) designed to guide prospective banks through every phase of the institutional buying journey—from initial executive awareness to final procurement award and delivery handoff.</w:t>
       </w:r>
     </w:p>
     <w:p>
@@ -2694,7 +2694,7 @@
           <w:color w:val="222222"/>
           <w:sz w:val="19"/>
         </w:rPr>
-        <w:t xml:space="preserve"> Providing defensible financial models demonstrating a sub-9-month payback period and 300%+ 5-year return on investment.</w:t>
+        <w:t xml:space="preserve"> Providing defensible financial models demonstrating a sub-9-month payback period and modeled 5-year IRR ≈179% (DOC-32).</w:t>
       </w:r>
     </w:p>
     <w:p>
@@ -3506,7 +3506,7 @@
                 <w:color w:val="222222"/>
                 <w:sz w:val="17"/>
               </w:rPr>
-              <w:t>│   ├── DOC-26_Functional_Compliance_Matrix.md # 160-Point Out-of-the-Box Requirement Library</w:t>
+              <w:t>│   ├── DOC-26_Functional_Compliance_Matrix.md # 100-Point Out-of-the-Box Requirement Library</w:t>
             </w:r>
           </w:p>
           <w:p>
@@ -3626,7 +3626,7 @@
                 <w:color w:val="222222"/>
                 <w:sz w:val="17"/>
               </w:rPr>
-              <w:t>│   ├── DOC-31_Commercial_Pricing_Matrix.md    # Tiered Pricing Models (Standard, Enterprise, Universal)</w:t>
+              <w:t>│   ├── DOC-31_Commercial_Pricing_Matrix.md    # Tiered Pricing Models (Scheduled PCB (Conv.), Islamic PCB, NBFI-Digital)</w:t>
             </w:r>
           </w:p>
           <w:p>
@@ -3970,7 +3970,7 @@
           <w:color w:val="222222"/>
           <w:sz w:val="19"/>
         </w:rPr>
-        <w:t>The 42 essential business documents are distributed across seven strategic categories:</w:t>
+        <w:t>The business documentation program plans 42 documents across seven strategic categories; 21 are authored in this release (gaps in DOC numbering = planned, not shipped):</w:t>
       </w:r>
     </w:p>
     <w:tbl>
@@ -6436,7 +6436,7 @@
           <w:color w:val="222222"/>
           <w:sz w:val="19"/>
         </w:rPr>
-        <w:t>5. Quantified ROI Snapshot: Payback in &lt;9 Months, 5-Year Net Savings Exceeding ৳15 Crore</w:t>
+        <w:t>5. Quantified ROI Snapshot: Payback 6.64 months (base) / 8.5 months (conservative); 5-year net benefit ৳48.23 Crore (DOC-32)</w:t>
       </w:r>
     </w:p>
     <w:p>
@@ -9339,7 +9339,7 @@
           <w:color w:val="222222"/>
           <w:sz w:val="19"/>
         </w:rPr>
-        <w:t>Astronomical Cost: $3M–$6M USD License + $1M Implementation + High Dollar Maintenance</w:t>
+        <w:t>Astronomical Cost: $3M–$7M USD License + $1M Implementation + High Dollar Maintenance</w:t>
       </w:r>
     </w:p>
     <w:p>
@@ -14773,7 +14773,7 @@
           <w:color w:val="222222"/>
           <w:sz w:val="19"/>
         </w:rPr>
-        <w:t xml:space="preserve"> An exhaustive, cross-referenced compliance library answering 160+ standard banking RFP functional requirements, categorized as "Fully Supported Out-of-the-Box (O)", "Configurable (C)", or "Custom Development (CD)".</w:t>
+        <w:t xml:space="preserve"> An exhaustive, cross-referenced compliance library answering 100+ standard banking RFP functional requirements, categorized as "Fully Supported Out-of-the-Box (O)", "Configurable (C)", or "Custom Development (CD)".</w:t>
       </w:r>
     </w:p>
     <w:p>
@@ -17254,7 +17254,7 @@
           <w:color w:val="222222"/>
           <w:sz w:val="19"/>
         </w:rPr>
-        <w:t>6. Sample 5-Year Financial Projection for a ৳10,000 Crore Bank Portfolio (Net Savings &gt; ৳18 Crore)</w:t>
+        <w:t>6. Sample 5-Year Financial Projection for a ৳10,000 Crore Bank Portfolio (5-year TCO variance ৳89.30 Crore; net benefit ৳48.23 Crore (DOC-32))</w:t>
       </w:r>
     </w:p>
     <w:p>
@@ -19993,7 +19993,7 @@
           <w:color w:val="222222"/>
           <w:sz w:val="19"/>
         </w:rPr>
-        <w:t>5. The 10 Mandatory Evaluation Scenarios (Retail Onboarding, e-KYC, CIB Inquiry, Scorecard Calculation, BOCC Approval, Amortization, BRPD Classification)</w:t>
+        <w:t>5. The mandatory evaluation scenarios (Retail Onboarding, e-KYC, CIB Inquiry, Scorecard Calculation, BOCC Approval, Amortization, BRPD Classification)</w:t>
       </w:r>
     </w:p>
     <w:p>
@@ -23019,7 +23019,7 @@
           <w:color w:val="222222"/>
           <w:sz w:val="19"/>
         </w:rPr>
-        <w:t xml:space="preserve"> verifying 100% compliance across all 160+ functional points.</w:t>
+        <w:t xml:space="preserve"> verifying 100% compliance across all 100+ functional points.</w:t>
       </w:r>
     </w:p>
     <w:p>
@@ -24144,6 +24144,19 @@
           <w:sz w:val="19"/>
         </w:rPr>
         <w:t>, transforming Unisoft's sales and marketing department into an unstoppable commercial force in the South Asian enterprise banking software market.</w:t>
+      </w:r>
+    </w:p>
+    <w:p>
+      <w:r>
+        <w:rPr>
+          <w:b/>
+        </w:rPr>
+        <w:t>Addendum — v3.1.0 corrections (Independent Forensic Re-audit, 8 October 2026)</w:t>
+      </w:r>
+    </w:p>
+    <w:p>
+      <w:r>
+        <w:t>Catalog status: authored documents = 21; DOC-02/04–07/15/17–22/25/27–30/33/34/38/41/42 are planned and cited as future collateral. Financial figures canonicalized to the DOC-32 model: payback 6.64 months base / 8.5 conservative; 5-year net benefit ৳48.23 Crore; foreign-vendor TCO variance ৳89.30 Crore; Unisoft turnkey ৳4.00 Crore + 15% VAT.</w:t>
       </w:r>
     </w:p>
     <w:sectPr>

--- a/business_document/MASTER_BUSINESS_DOCUMENTATION_CATALOG.docx
+++ b/business_document/MASTER_BUSINESS_DOCUMENTATION_CATALOG.docx
@@ -2525,17 +2525,7 @@
                 <w:color w:val="1E2660"/>
                 <w:sz w:val="18"/>
               </w:rPr>
-              <w:t xml:space="preserve">System Architecture Specification (Mermaid DSL):  </w:t>
-            </w:r>
-            <w:r>
-              <w:rPr>
-                <w:rFonts w:ascii="Calibri" w:hAnsi="Calibri" w:eastAsia="Calibri"/>
-                <w:b w:val="0"/>
-                <w:i w:val="0"/>
-                <w:color w:val="222222"/>
-                <w:sz w:val="18"/>
-              </w:rPr>
-              <w:t>[Diagram Topology: flowchart TD]</w:t>
+              <w:t>System Architecture Specification (Mermaid DSL):  [Diagram Topology: flowchart TD]</w:t>
               <w:br/>
               <w:t>flowchart TD</w:t>
               <w:br/>
@@ -2547,7 +2537,16 @@
               <w:br/>
               <w:t xml:space="preserve">        M3["Corporate Profile &amp; Banking Credentials"]</w:t>
               <w:br/>
-              <w:t xml:space="preserve">    end</w:t>
+              <w:t xml:space="preserve">    end    subgraph S2 ["Stage 2: Evaluation &amp; Validation"]        E1["TCO-ROI Calculator (DOC-32)"]        E2["Functional Compliance Matrix (DOC-26)"]        E3["PoC Evaluation Charter (DOC-39)"]    end    subgraph S3 ["Stage 3: Decision &amp; Contracting"]        D1["Master RFP Response (DOC-23/24)"]        D2["Master Software License Agreement (DOC-40)"]    end    S1 --&gt; S2    S2 --&gt; S3</w:t>
+            </w:r>
+            <w:r>
+              <w:rPr>
+                <w:rFonts w:ascii="Calibri" w:hAnsi="Calibri" w:eastAsia="Calibri"/>
+                <w:b w:val="0"/>
+                <w:i w:val="0"/>
+                <w:color w:val="222222"/>
+                <w:sz w:val="18"/>
+              </w:rPr>
             </w:r>
           </w:p>
         </w:tc>
